--- a/Giai_Thich_diff.docx
+++ b/Giai_Thich_diff.docx
@@ -3,8 +3,29 @@
 <w:document xmlns:wpc="http://schemas.microsoft.com/office/word/2010/wordprocessingCanvas" xmlns:cx="http://schemas.microsoft.com/office/drawing/2014/chartex" xmlns:cx1="http://schemas.microsoft.com/office/drawing/2015/9/8/chartex" xmlns:cx2="http://schemas.microsoft.com/office/drawing/2015/10/21/chartex" xmlns:cx3="http://schemas.microsoft.com/office/drawing/2016/5/9/chartex" xmlns:cx4="http://schemas.microsoft.com/office/drawing/2016/5/10/chartex" xmlns:cx5="http://schemas.microsoft.com/office/drawing/2016/5/11/chartex" xmlns:cx6="http://schemas.microsoft.com/office/drawing/2016/5/12/chartex" xmlns:cx7="http://schemas.microsoft.com/office/drawing/2016/5/13/chartex" xmlns:cx8="http://schemas.microsoft.com/office/drawing/2016/5/14/chartex" xmlns:mc="http://schemas.openxmlformats.org/markup-compatibility/2006" xmlns:aink="http://schemas.microsoft.com/office/drawing/2016/ink" xmlns:am3d="http://schemas.microsoft.com/office/drawing/2017/model3d" xmlns:o="urn:schemas-microsoft-com:office:office" xmlns:oel="http://schemas.microsoft.com/office/2019/extlst" xmlns:r="http://schemas.openxmlformats.org/officeDocument/2006/relationships" xmlns:m="http://schemas.openxmlformats.org/officeDocument/2006/math" xmlns:v="urn:schemas-microsoft-com:vml" xmlns:wp14="http://schemas.microsoft.com/office/word/2010/wordprocessingDrawing" xmlns:wp="http://schemas.openxmlformats.org/drawingml/2006/wordprocessingDrawing" xmlns:w10="urn:schemas-microsoft-com:office:word" xmlns:w="http://schemas.openxmlformats.org/wordprocessingml/2006/main" xmlns:w14="http://schemas.microsoft.com/office/word/2010/wordml" xmlns:w15="http://schemas.microsoft.com/office/word/2012/wordml" xmlns:w16cex="http://schemas.microsoft.com/office/word/2018/wordml/cex" xmlns:w16cid="http://schemas.microsoft.com/office/word/2016/wordml/cid" xmlns:w16="http://schemas.microsoft.com/office/word/2018/wordml" xmlns:w16du="http://schemas.microsoft.com/office/word/2023/wordml/word16du" xmlns:w16sdtdh="http://schemas.microsoft.com/office/word/2020/wordml/sdtdatahash" xmlns:w16se="http://schemas.microsoft.com/office/word/2015/wordml/symex" xmlns:wpg="http://schemas.microsoft.com/office/word/2010/wordprocessingGroup" xmlns:wpi="http://schemas.microsoft.com/office/word/2010/wordprocessingInk" xmlns:wne="http://schemas.microsoft.com/office/word/2006/wordml" xmlns:wps="http://schemas.microsoft.com/office/word/2010/wordprocessingShape" mc:Ignorable="w14 w15 w16se w16cid w16 w16cex w16sdtdh wp14">
   <w:body>
     <w:p>
-      <w:r>
-        <w:t xml:space="preserve">Lệnh diff dung để so sánh code </w:t>
+      <w:proofErr w:type="spellStart"/>
+      <w:r>
+        <w:t>Lệnh</w:t>
+      </w:r>
+      <w:proofErr w:type="spellEnd"/>
+      <w:r>
+        <w:t xml:space="preserve"> diff dung </w:t>
+      </w:r>
+      <w:proofErr w:type="spellStart"/>
+      <w:r>
+        <w:t>để</w:t>
+      </w:r>
+      <w:proofErr w:type="spellEnd"/>
+      <w:r>
+        <w:t xml:space="preserve"> so </w:t>
+      </w:r>
+      <w:proofErr w:type="spellStart"/>
+      <w:r>
+        <w:t>sánh</w:t>
+      </w:r>
+      <w:proofErr w:type="spellEnd"/>
+      <w:r>
+        <w:t xml:space="preserve"> code </w:t>
       </w:r>
     </w:p>
     <w:p>
@@ -101,8 +122,13 @@
     <w:p/>
     <w:p>
       <w:r>
-        <w:t>2.giữa 2 nhánh</w:t>
-      </w:r>
+        <w:t xml:space="preserve">2.giữa 2 </w:t>
+      </w:r>
+      <w:proofErr w:type="spellStart"/>
+      <w:r>
+        <w:t>nhánh</w:t>
+      </w:r>
+      <w:proofErr w:type="spellEnd"/>
     </w:p>
     <w:p>
       <w:pPr>
@@ -192,8 +218,45 @@
     </w:p>
     <w:p>
       <w:r>
-        <w:t>3.  giữa 2 file trên 2 nhánh khác nhau</w:t>
-      </w:r>
+        <w:t xml:space="preserve">3.  </w:t>
+      </w:r>
+      <w:proofErr w:type="spellStart"/>
+      <w:r>
+        <w:t>giữa</w:t>
+      </w:r>
+      <w:proofErr w:type="spellEnd"/>
+      <w:r>
+        <w:t xml:space="preserve"> 2 file </w:t>
+      </w:r>
+      <w:proofErr w:type="spellStart"/>
+      <w:r>
+        <w:t>trên</w:t>
+      </w:r>
+      <w:proofErr w:type="spellEnd"/>
+      <w:r>
+        <w:t xml:space="preserve"> 2 </w:t>
+      </w:r>
+      <w:proofErr w:type="spellStart"/>
+      <w:r>
+        <w:t>nhánh</w:t>
+      </w:r>
+      <w:proofErr w:type="spellEnd"/>
+      <w:r>
+        <w:t xml:space="preserve"> </w:t>
+      </w:r>
+      <w:proofErr w:type="spellStart"/>
+      <w:r>
+        <w:t>khác</w:t>
+      </w:r>
+      <w:proofErr w:type="spellEnd"/>
+      <w:r>
+        <w:t xml:space="preserve"> </w:t>
+      </w:r>
+      <w:proofErr w:type="spellStart"/>
+      <w:r>
+        <w:t>nhau</w:t>
+      </w:r>
+      <w:proofErr w:type="spellEnd"/>
     </w:p>
     <w:p>
       <w:pPr>
@@ -330,28 +393,968 @@
           <w:shd w:val="clear" w:color="auto" w:fill="F1F1F1"/>
           <w14:ligatures w14:val="none"/>
         </w:rPr>
-        <w:t>&lt;file_path&gt;</w:t>
+        <w:t>&lt;</w:t>
+      </w:r>
+      <w:proofErr w:type="spellStart"/>
+      <w:r>
+        <w:rPr>
+          <w:rFonts w:ascii="inherit" w:eastAsia="Times New Roman" w:hAnsi="inherit" w:cs="Courier New"/>
+          <w:color w:val="008800"/>
+          <w:kern w:val="0"/>
+          <w:sz w:val="23"/>
+          <w:szCs w:val="23"/>
+          <w:bdr w:val="none" w:sz="0" w:space="0" w:color="auto" w:frame="1"/>
+          <w:shd w:val="clear" w:color="auto" w:fill="F1F1F1"/>
+          <w14:ligatures w14:val="none"/>
+        </w:rPr>
+        <w:t>file_path</w:t>
+      </w:r>
+      <w:proofErr w:type="spellEnd"/>
+      <w:r>
+        <w:rPr>
+          <w:rFonts w:ascii="inherit" w:eastAsia="Times New Roman" w:hAnsi="inherit" w:cs="Courier New"/>
+          <w:color w:val="008800"/>
+          <w:kern w:val="0"/>
+          <w:sz w:val="23"/>
+          <w:szCs w:val="23"/>
+          <w:bdr w:val="none" w:sz="0" w:space="0" w:color="auto" w:frame="1"/>
+          <w:shd w:val="clear" w:color="auto" w:fill="F1F1F1"/>
+          <w14:ligatures w14:val="none"/>
+        </w:rPr>
+        <w:t>&gt;</w:t>
       </w:r>
     </w:p>
     <w:p/>
     <w:p>
-      <w:r>
-        <w:t>Lệnh dif so sánh code và thể hiện sự khác nhau của nội dung giữa các file</w:t>
-      </w:r>
-    </w:p>
-    <w:p>
-      <w:r>
-        <w:t>ví dụ: file test.txt có nội dung : Hello word. Sau khi commit thêm dòng “abc”</w:t>
-      </w:r>
-      <w:r>
-        <w:t xml:space="preserve"> sau đó commit</w:t>
-      </w:r>
-    </w:p>
-    <w:p>
-      <w:r>
-        <w:t>khi dung git dif so sánh 2 commit thì sẽ hiện thì nội dung giống nhau là “Hello word” và khác nhau là “abc”</w:t>
-      </w:r>
-    </w:p>
+      <w:proofErr w:type="spellStart"/>
+      <w:r>
+        <w:t>Lệnh</w:t>
+      </w:r>
+      <w:proofErr w:type="spellEnd"/>
+      <w:r>
+        <w:t xml:space="preserve"> </w:t>
+      </w:r>
+      <w:proofErr w:type="spellStart"/>
+      <w:r>
+        <w:t>dif</w:t>
+      </w:r>
+      <w:proofErr w:type="spellEnd"/>
+      <w:r>
+        <w:t xml:space="preserve"> so </w:t>
+      </w:r>
+      <w:proofErr w:type="spellStart"/>
+      <w:r>
+        <w:t>sánh</w:t>
+      </w:r>
+      <w:proofErr w:type="spellEnd"/>
+      <w:r>
+        <w:t xml:space="preserve"> code </w:t>
+      </w:r>
+      <w:proofErr w:type="spellStart"/>
+      <w:r>
+        <w:t>và</w:t>
+      </w:r>
+      <w:proofErr w:type="spellEnd"/>
+      <w:r>
+        <w:t xml:space="preserve"> </w:t>
+      </w:r>
+      <w:proofErr w:type="spellStart"/>
+      <w:r>
+        <w:t>thể</w:t>
+      </w:r>
+      <w:proofErr w:type="spellEnd"/>
+      <w:r>
+        <w:t xml:space="preserve"> </w:t>
+      </w:r>
+      <w:proofErr w:type="spellStart"/>
+      <w:r>
+        <w:t>hiện</w:t>
+      </w:r>
+      <w:proofErr w:type="spellEnd"/>
+      <w:r>
+        <w:t xml:space="preserve"> </w:t>
+      </w:r>
+      <w:proofErr w:type="spellStart"/>
+      <w:r>
+        <w:t>sự</w:t>
+      </w:r>
+      <w:proofErr w:type="spellEnd"/>
+      <w:r>
+        <w:t xml:space="preserve"> </w:t>
+      </w:r>
+      <w:proofErr w:type="spellStart"/>
+      <w:r>
+        <w:t>khác</w:t>
+      </w:r>
+      <w:proofErr w:type="spellEnd"/>
+      <w:r>
+        <w:t xml:space="preserve"> </w:t>
+      </w:r>
+      <w:proofErr w:type="spellStart"/>
+      <w:r>
+        <w:t>nhau</w:t>
+      </w:r>
+      <w:proofErr w:type="spellEnd"/>
+      <w:r>
+        <w:t xml:space="preserve"> </w:t>
+      </w:r>
+      <w:proofErr w:type="spellStart"/>
+      <w:r>
+        <w:t>của</w:t>
+      </w:r>
+      <w:proofErr w:type="spellEnd"/>
+      <w:r>
+        <w:t xml:space="preserve"> </w:t>
+      </w:r>
+      <w:proofErr w:type="spellStart"/>
+      <w:r>
+        <w:t>nội</w:t>
+      </w:r>
+      <w:proofErr w:type="spellEnd"/>
+      <w:r>
+        <w:t xml:space="preserve"> dung </w:t>
+      </w:r>
+      <w:proofErr w:type="spellStart"/>
+      <w:r>
+        <w:t>giữa</w:t>
+      </w:r>
+      <w:proofErr w:type="spellEnd"/>
+      <w:r>
+        <w:t xml:space="preserve"> </w:t>
+      </w:r>
+      <w:proofErr w:type="spellStart"/>
+      <w:r>
+        <w:t>các</w:t>
+      </w:r>
+      <w:proofErr w:type="spellEnd"/>
+      <w:r>
+        <w:t xml:space="preserve"> file</w:t>
+      </w:r>
+    </w:p>
+    <w:p>
+      <w:proofErr w:type="spellStart"/>
+      <w:r>
+        <w:t>ví</w:t>
+      </w:r>
+      <w:proofErr w:type="spellEnd"/>
+      <w:r>
+        <w:t xml:space="preserve"> </w:t>
+      </w:r>
+      <w:proofErr w:type="spellStart"/>
+      <w:r>
+        <w:t>dụ</w:t>
+      </w:r>
+      <w:proofErr w:type="spellEnd"/>
+      <w:r>
+        <w:t xml:space="preserve">: file test.txt </w:t>
+      </w:r>
+      <w:proofErr w:type="spellStart"/>
+      <w:r>
+        <w:t>có</w:t>
+      </w:r>
+      <w:proofErr w:type="spellEnd"/>
+      <w:r>
+        <w:t xml:space="preserve"> </w:t>
+      </w:r>
+      <w:proofErr w:type="spellStart"/>
+      <w:r>
+        <w:t>nội</w:t>
+      </w:r>
+      <w:proofErr w:type="spellEnd"/>
+      <w:r>
+        <w:t xml:space="preserve"> </w:t>
+      </w:r>
+      <w:proofErr w:type="gramStart"/>
+      <w:r>
+        <w:t>dung :</w:t>
+      </w:r>
+      <w:proofErr w:type="gramEnd"/>
+      <w:r>
+        <w:t xml:space="preserve"> Hello word. Sau </w:t>
+      </w:r>
+      <w:proofErr w:type="spellStart"/>
+      <w:r>
+        <w:t>khi</w:t>
+      </w:r>
+      <w:proofErr w:type="spellEnd"/>
+      <w:r>
+        <w:t xml:space="preserve"> commit </w:t>
+      </w:r>
+      <w:proofErr w:type="spellStart"/>
+      <w:r>
+        <w:t>thêm</w:t>
+      </w:r>
+      <w:proofErr w:type="spellEnd"/>
+      <w:r>
+        <w:t xml:space="preserve"> </w:t>
+      </w:r>
+      <w:proofErr w:type="spellStart"/>
+      <w:r>
+        <w:t>dòng</w:t>
+      </w:r>
+      <w:proofErr w:type="spellEnd"/>
+      <w:r>
+        <w:t xml:space="preserve"> “</w:t>
+      </w:r>
+      <w:proofErr w:type="spellStart"/>
+      <w:r>
+        <w:t>abc</w:t>
+      </w:r>
+      <w:proofErr w:type="spellEnd"/>
+      <w:r>
+        <w:t>”</w:t>
+      </w:r>
+      <w:r>
+        <w:t xml:space="preserve"> </w:t>
+      </w:r>
+      <w:proofErr w:type="spellStart"/>
+      <w:r>
+        <w:t>sau</w:t>
+      </w:r>
+      <w:proofErr w:type="spellEnd"/>
+      <w:r>
+        <w:t xml:space="preserve"> </w:t>
+      </w:r>
+      <w:proofErr w:type="spellStart"/>
+      <w:r>
+        <w:t>đó</w:t>
+      </w:r>
+      <w:proofErr w:type="spellEnd"/>
+      <w:r>
+        <w:t xml:space="preserve"> </w:t>
+      </w:r>
+      <w:proofErr w:type="gramStart"/>
+      <w:r>
+        <w:t>commit</w:t>
+      </w:r>
+      <w:proofErr w:type="gramEnd"/>
+    </w:p>
+    <w:p>
+      <w:proofErr w:type="spellStart"/>
+      <w:r>
+        <w:t>khi</w:t>
+      </w:r>
+      <w:proofErr w:type="spellEnd"/>
+      <w:r>
+        <w:t xml:space="preserve"> dung git </w:t>
+      </w:r>
+      <w:proofErr w:type="spellStart"/>
+      <w:r>
+        <w:t>dif</w:t>
+      </w:r>
+      <w:proofErr w:type="spellEnd"/>
+      <w:r>
+        <w:t xml:space="preserve"> so </w:t>
+      </w:r>
+      <w:proofErr w:type="spellStart"/>
+      <w:r>
+        <w:t>sánh</w:t>
+      </w:r>
+      <w:proofErr w:type="spellEnd"/>
+      <w:r>
+        <w:t xml:space="preserve"> 2 commit </w:t>
+      </w:r>
+      <w:proofErr w:type="spellStart"/>
+      <w:r>
+        <w:t>thì</w:t>
+      </w:r>
+      <w:proofErr w:type="spellEnd"/>
+      <w:r>
+        <w:t xml:space="preserve"> </w:t>
+      </w:r>
+      <w:proofErr w:type="spellStart"/>
+      <w:r>
+        <w:t>sẽ</w:t>
+      </w:r>
+      <w:proofErr w:type="spellEnd"/>
+      <w:r>
+        <w:t xml:space="preserve"> </w:t>
+      </w:r>
+      <w:proofErr w:type="spellStart"/>
+      <w:r>
+        <w:t>hiện</w:t>
+      </w:r>
+      <w:proofErr w:type="spellEnd"/>
+      <w:r>
+        <w:t xml:space="preserve"> </w:t>
+      </w:r>
+      <w:proofErr w:type="spellStart"/>
+      <w:r>
+        <w:t>thì</w:t>
+      </w:r>
+      <w:proofErr w:type="spellEnd"/>
+      <w:r>
+        <w:t xml:space="preserve"> </w:t>
+      </w:r>
+      <w:proofErr w:type="spellStart"/>
+      <w:r>
+        <w:t>nội</w:t>
+      </w:r>
+      <w:proofErr w:type="spellEnd"/>
+      <w:r>
+        <w:t xml:space="preserve"> dung </w:t>
+      </w:r>
+      <w:proofErr w:type="spellStart"/>
+      <w:r>
+        <w:t>giống</w:t>
+      </w:r>
+      <w:proofErr w:type="spellEnd"/>
+      <w:r>
+        <w:t xml:space="preserve"> </w:t>
+      </w:r>
+      <w:proofErr w:type="spellStart"/>
+      <w:r>
+        <w:t>nhau</w:t>
+      </w:r>
+      <w:proofErr w:type="spellEnd"/>
+      <w:r>
+        <w:t xml:space="preserve"> </w:t>
+      </w:r>
+      <w:proofErr w:type="spellStart"/>
+      <w:r>
+        <w:t>là</w:t>
+      </w:r>
+      <w:proofErr w:type="spellEnd"/>
+      <w:r>
+        <w:t xml:space="preserve"> “Hello word” </w:t>
+      </w:r>
+      <w:proofErr w:type="spellStart"/>
+      <w:r>
+        <w:t>và</w:t>
+      </w:r>
+      <w:proofErr w:type="spellEnd"/>
+      <w:r>
+        <w:t xml:space="preserve"> </w:t>
+      </w:r>
+      <w:proofErr w:type="spellStart"/>
+      <w:r>
+        <w:t>khác</w:t>
+      </w:r>
+      <w:proofErr w:type="spellEnd"/>
+      <w:r>
+        <w:t xml:space="preserve"> </w:t>
+      </w:r>
+      <w:proofErr w:type="spellStart"/>
+      <w:r>
+        <w:t>nhau</w:t>
+      </w:r>
+      <w:proofErr w:type="spellEnd"/>
+      <w:r>
+        <w:t xml:space="preserve"> </w:t>
+      </w:r>
+      <w:proofErr w:type="spellStart"/>
+      <w:r>
+        <w:t>là</w:t>
+      </w:r>
+      <w:proofErr w:type="spellEnd"/>
+      <w:r>
+        <w:t xml:space="preserve"> “</w:t>
+      </w:r>
+      <w:proofErr w:type="spellStart"/>
+      <w:r>
+        <w:t>abc</w:t>
+      </w:r>
+      <w:proofErr w:type="spellEnd"/>
+      <w:r>
+        <w:t>”</w:t>
+      </w:r>
+    </w:p>
+    <w:p/>
+    <w:p>
+      <w:pPr>
+        <w:rPr>
+          <w:b/>
+          <w:bCs/>
+        </w:rPr>
+      </w:pPr>
+      <w:r>
+        <w:rPr>
+          <w:b/>
+          <w:bCs/>
+        </w:rPr>
+        <w:t>HƯỚNG DẪN CHẠY FILE</w:t>
+      </w:r>
+    </w:p>
+    <w:p>
+      <w:proofErr w:type="spellStart"/>
+      <w:r>
+        <w:rPr>
+          <w:b/>
+          <w:bCs/>
+        </w:rPr>
+        <w:t>Kiểm</w:t>
+      </w:r>
+      <w:proofErr w:type="spellEnd"/>
+      <w:r>
+        <w:rPr>
+          <w:b/>
+          <w:bCs/>
+        </w:rPr>
+        <w:t xml:space="preserve"> </w:t>
+      </w:r>
+      <w:proofErr w:type="spellStart"/>
+      <w:r>
+        <w:rPr>
+          <w:b/>
+          <w:bCs/>
+        </w:rPr>
+        <w:t>tra</w:t>
+      </w:r>
+      <w:proofErr w:type="spellEnd"/>
+      <w:r>
+        <w:rPr>
+          <w:b/>
+          <w:bCs/>
+        </w:rPr>
+        <w:t xml:space="preserve"> </w:t>
+      </w:r>
+      <w:proofErr w:type="spellStart"/>
+      <w:r>
+        <w:rPr>
+          <w:b/>
+          <w:bCs/>
+        </w:rPr>
+        <w:t>số</w:t>
+      </w:r>
+      <w:proofErr w:type="spellEnd"/>
+      <w:r>
+        <w:rPr>
+          <w:b/>
+          <w:bCs/>
+        </w:rPr>
+        <w:t xml:space="preserve"> </w:t>
+      </w:r>
+      <w:proofErr w:type="spellStart"/>
+      <w:r>
+        <w:rPr>
+          <w:b/>
+          <w:bCs/>
+        </w:rPr>
+        <w:t>nguyên</w:t>
+      </w:r>
+      <w:proofErr w:type="spellEnd"/>
+      <w:r>
+        <w:rPr>
+          <w:b/>
+          <w:bCs/>
+        </w:rPr>
+        <w:t xml:space="preserve"> </w:t>
+      </w:r>
+      <w:proofErr w:type="spellStart"/>
+      <w:r>
+        <w:rPr>
+          <w:b/>
+          <w:bCs/>
+        </w:rPr>
+        <w:t>c++</w:t>
+      </w:r>
+      <w:proofErr w:type="spellEnd"/>
+      <w:r>
+        <w:rPr>
+          <w:b/>
+          <w:bCs/>
+        </w:rPr>
+        <w:t>:</w:t>
+      </w:r>
+      <w:r>
+        <w:rPr>
+          <w:b/>
+          <w:bCs/>
+        </w:rPr>
+        <w:t xml:space="preserve"> </w:t>
+      </w:r>
+      <w:proofErr w:type="spellStart"/>
+      <w:r>
+        <w:t>tạo</w:t>
+      </w:r>
+      <w:proofErr w:type="spellEnd"/>
+      <w:r>
+        <w:t xml:space="preserve"> </w:t>
+      </w:r>
+      <w:proofErr w:type="spellStart"/>
+      <w:r>
+        <w:t>hàm</w:t>
+      </w:r>
+      <w:proofErr w:type="spellEnd"/>
+      <w:r>
+        <w:t xml:space="preserve"> main </w:t>
+      </w:r>
+      <w:proofErr w:type="spellStart"/>
+      <w:r>
+        <w:t>tạo</w:t>
+      </w:r>
+      <w:proofErr w:type="spellEnd"/>
+      <w:r>
+        <w:t xml:space="preserve"> </w:t>
+      </w:r>
+      <w:proofErr w:type="spellStart"/>
+      <w:r>
+        <w:t>một</w:t>
+      </w:r>
+      <w:proofErr w:type="spellEnd"/>
+      <w:r>
+        <w:t xml:space="preserve"> </w:t>
+      </w:r>
+      <w:proofErr w:type="spellStart"/>
+      <w:r>
+        <w:t>biến</w:t>
+      </w:r>
+      <w:proofErr w:type="spellEnd"/>
+      <w:r>
+        <w:t xml:space="preserve"> </w:t>
+      </w:r>
+      <w:proofErr w:type="spellStart"/>
+      <w:r>
+        <w:t>kiểu</w:t>
+      </w:r>
+      <w:proofErr w:type="spellEnd"/>
+      <w:r>
+        <w:t xml:space="preserve"> </w:t>
+      </w:r>
+      <w:proofErr w:type="spellStart"/>
+      <w:r>
+        <w:t>số</w:t>
+      </w:r>
+      <w:proofErr w:type="spellEnd"/>
+      <w:r>
+        <w:t xml:space="preserve"> </w:t>
+      </w:r>
+      <w:proofErr w:type="spellStart"/>
+      <w:r>
+        <w:t>cin</w:t>
+      </w:r>
+      <w:proofErr w:type="spellEnd"/>
+      <w:r>
+        <w:t xml:space="preserve"> </w:t>
+      </w:r>
+      <w:proofErr w:type="spellStart"/>
+      <w:r>
+        <w:t>để</w:t>
+      </w:r>
+      <w:proofErr w:type="spellEnd"/>
+      <w:r>
+        <w:t xml:space="preserve"> </w:t>
+      </w:r>
+      <w:proofErr w:type="spellStart"/>
+      <w:r>
+        <w:t>nhập</w:t>
+      </w:r>
+      <w:proofErr w:type="spellEnd"/>
+      <w:r>
+        <w:t xml:space="preserve"> </w:t>
+      </w:r>
+      <w:proofErr w:type="spellStart"/>
+      <w:r>
+        <w:t>số</w:t>
+      </w:r>
+      <w:proofErr w:type="spellEnd"/>
+      <w:r>
+        <w:t xml:space="preserve"> </w:t>
+      </w:r>
+      <w:proofErr w:type="spellStart"/>
+      <w:proofErr w:type="gramStart"/>
+      <w:r>
+        <w:t>đó</w:t>
+      </w:r>
+      <w:proofErr w:type="spellEnd"/>
+      <w:r>
+        <w:t xml:space="preserve"> .</w:t>
+      </w:r>
+      <w:proofErr w:type="gramEnd"/>
+      <w:r>
+        <w:t xml:space="preserve"> Sau </w:t>
+      </w:r>
+      <w:proofErr w:type="spellStart"/>
+      <w:r>
+        <w:t>đó</w:t>
+      </w:r>
+      <w:proofErr w:type="spellEnd"/>
+      <w:r>
+        <w:t xml:space="preserve">, </w:t>
+      </w:r>
+      <w:proofErr w:type="spellStart"/>
+      <w:r>
+        <w:t>đưa</w:t>
+      </w:r>
+      <w:proofErr w:type="spellEnd"/>
+      <w:r>
+        <w:t xml:space="preserve"> </w:t>
+      </w:r>
+      <w:proofErr w:type="spellStart"/>
+      <w:r>
+        <w:t>số</w:t>
+      </w:r>
+      <w:proofErr w:type="spellEnd"/>
+      <w:r>
+        <w:t xml:space="preserve"> </w:t>
+      </w:r>
+      <w:proofErr w:type="spellStart"/>
+      <w:r>
+        <w:t>đó</w:t>
+      </w:r>
+      <w:proofErr w:type="spellEnd"/>
+      <w:r>
+        <w:t xml:space="preserve"> </w:t>
+      </w:r>
+      <w:proofErr w:type="spellStart"/>
+      <w:r>
+        <w:t>vào</w:t>
+      </w:r>
+      <w:proofErr w:type="spellEnd"/>
+      <w:r>
+        <w:t xml:space="preserve"> </w:t>
+      </w:r>
+      <w:proofErr w:type="spellStart"/>
+      <w:r>
+        <w:t>hàm</w:t>
+      </w:r>
+      <w:proofErr w:type="spellEnd"/>
+      <w:r>
+        <w:t xml:space="preserve"> </w:t>
+      </w:r>
+      <w:proofErr w:type="spellStart"/>
+      <w:r>
+        <w:t>kiểm</w:t>
+      </w:r>
+      <w:proofErr w:type="spellEnd"/>
+      <w:r>
+        <w:t xml:space="preserve"> tr </w:t>
+      </w:r>
+      <w:proofErr w:type="spellStart"/>
+      <w:r>
+        <w:t>số</w:t>
+      </w:r>
+      <w:proofErr w:type="spellEnd"/>
+      <w:r>
+        <w:t xml:space="preserve"> </w:t>
+      </w:r>
+      <w:proofErr w:type="spellStart"/>
+      <w:proofErr w:type="gramStart"/>
+      <w:r>
+        <w:t>nguyên</w:t>
+      </w:r>
+      <w:proofErr w:type="spellEnd"/>
+      <w:r>
+        <w:t xml:space="preserve"> .</w:t>
+      </w:r>
+      <w:proofErr w:type="gramEnd"/>
+      <w:r>
+        <w:t xml:space="preserve"> </w:t>
+      </w:r>
+      <w:proofErr w:type="spellStart"/>
+      <w:r>
+        <w:t>ví</w:t>
+      </w:r>
+      <w:proofErr w:type="spellEnd"/>
+      <w:r>
+        <w:t xml:space="preserve"> </w:t>
+      </w:r>
+      <w:proofErr w:type="spellStart"/>
+      <w:r>
+        <w:t>dụ</w:t>
+      </w:r>
+      <w:proofErr w:type="spellEnd"/>
+      <w:r>
+        <w:t xml:space="preserve"> </w:t>
+      </w:r>
+    </w:p>
+    <w:p>
+      <w:r>
+        <w:t xml:space="preserve">Int </w:t>
+      </w:r>
+      <w:proofErr w:type="gramStart"/>
+      <w:r>
+        <w:t>main(</w:t>
+      </w:r>
+      <w:proofErr w:type="gramEnd"/>
+      <w:r>
+        <w:t>){</w:t>
+      </w:r>
+    </w:p>
+    <w:p>
+      <w:r>
+        <w:t xml:space="preserve">Int </w:t>
+      </w:r>
+      <w:proofErr w:type="gramStart"/>
+      <w:r>
+        <w:t>n;</w:t>
+      </w:r>
+      <w:proofErr w:type="gramEnd"/>
+    </w:p>
+    <w:p>
+      <w:r>
+        <w:t>Cout&lt;</w:t>
+      </w:r>
+      <w:proofErr w:type="gramStart"/>
+      <w:r>
+        <w:t>&lt;”</w:t>
+      </w:r>
+      <w:proofErr w:type="spellStart"/>
+      <w:r>
+        <w:t>Nhập</w:t>
+      </w:r>
+      <w:proofErr w:type="spellEnd"/>
+      <w:proofErr w:type="gramEnd"/>
+      <w:r>
+        <w:t xml:space="preserve"> n”;</w:t>
+      </w:r>
+    </w:p>
+    <w:p>
+      <w:r>
+        <w:t xml:space="preserve">Cin &gt;&gt; </w:t>
+      </w:r>
+      <w:proofErr w:type="gramStart"/>
+      <w:r>
+        <w:t>n;</w:t>
+      </w:r>
+      <w:proofErr w:type="gramEnd"/>
+    </w:p>
+    <w:p>
+      <w:r>
+        <w:t xml:space="preserve"> </w:t>
+      </w:r>
+      <w:proofErr w:type="spellStart"/>
+      <w:r>
+        <w:t>Kiemtrasonguyen</w:t>
+      </w:r>
+      <w:proofErr w:type="spellEnd"/>
+      <w:r>
+        <w:t>(n</w:t>
+      </w:r>
+      <w:proofErr w:type="gramStart"/>
+      <w:r>
+        <w:t>);</w:t>
+      </w:r>
+      <w:proofErr w:type="gramEnd"/>
+    </w:p>
+    <w:p>
+      <w:proofErr w:type="gramStart"/>
+      <w:r>
+        <w:t>Return0;</w:t>
+      </w:r>
+      <w:proofErr w:type="gramEnd"/>
+    </w:p>
+    <w:p>
+      <w:r>
+        <w:t>}</w:t>
+      </w:r>
+    </w:p>
+    <w:p/>
+    <w:p>
+      <w:pPr>
+        <w:rPr>
+          <w:b/>
+          <w:bCs/>
+        </w:rPr>
+      </w:pPr>
+      <w:proofErr w:type="spellStart"/>
+      <w:r>
+        <w:rPr>
+          <w:b/>
+          <w:bCs/>
+        </w:rPr>
+        <w:t>Kiểm</w:t>
+      </w:r>
+      <w:proofErr w:type="spellEnd"/>
+      <w:r>
+        <w:rPr>
+          <w:b/>
+          <w:bCs/>
+        </w:rPr>
+        <w:t xml:space="preserve"> </w:t>
+      </w:r>
+      <w:proofErr w:type="spellStart"/>
+      <w:r>
+        <w:rPr>
+          <w:b/>
+          <w:bCs/>
+        </w:rPr>
+        <w:t>tra</w:t>
+      </w:r>
+      <w:proofErr w:type="spellEnd"/>
+      <w:r>
+        <w:rPr>
+          <w:b/>
+          <w:bCs/>
+        </w:rPr>
+        <w:t xml:space="preserve"> </w:t>
+      </w:r>
+      <w:proofErr w:type="spellStart"/>
+      <w:r>
+        <w:rPr>
+          <w:b/>
+          <w:bCs/>
+        </w:rPr>
+        <w:t>số</w:t>
+      </w:r>
+      <w:proofErr w:type="spellEnd"/>
+      <w:r>
+        <w:rPr>
+          <w:b/>
+          <w:bCs/>
+        </w:rPr>
+        <w:t xml:space="preserve"> </w:t>
+      </w:r>
+      <w:proofErr w:type="spellStart"/>
+      <w:r>
+        <w:rPr>
+          <w:b/>
+          <w:bCs/>
+        </w:rPr>
+        <w:t>nguyên</w:t>
+      </w:r>
+      <w:proofErr w:type="spellEnd"/>
+      <w:r>
+        <w:rPr>
+          <w:b/>
+          <w:bCs/>
+        </w:rPr>
+        <w:t xml:space="preserve"> shell script</w:t>
+      </w:r>
+    </w:p>
+    <w:p>
+      <w:proofErr w:type="spellStart"/>
+      <w:r>
+        <w:t>Chạy</w:t>
+      </w:r>
+      <w:proofErr w:type="spellEnd"/>
+      <w:r>
+        <w:t xml:space="preserve"> </w:t>
+      </w:r>
+      <w:proofErr w:type="spellStart"/>
+      <w:r>
+        <w:t>trong</w:t>
+      </w:r>
+      <w:proofErr w:type="spellEnd"/>
+      <w:r>
+        <w:t xml:space="preserve"> </w:t>
+      </w:r>
+      <w:proofErr w:type="spellStart"/>
+      <w:r>
+        <w:t>unbuntu</w:t>
+      </w:r>
+      <w:proofErr w:type="spellEnd"/>
+      <w:r>
+        <w:t xml:space="preserve">. Cd </w:t>
+      </w:r>
+      <w:proofErr w:type="spellStart"/>
+      <w:r>
+        <w:t>tới</w:t>
+      </w:r>
+      <w:proofErr w:type="spellEnd"/>
+      <w:r>
+        <w:t xml:space="preserve"> </w:t>
+      </w:r>
+      <w:proofErr w:type="spellStart"/>
+      <w:r>
+        <w:t>thư</w:t>
+      </w:r>
+      <w:proofErr w:type="spellEnd"/>
+      <w:r>
+        <w:t xml:space="preserve"> </w:t>
+      </w:r>
+      <w:proofErr w:type="spellStart"/>
+      <w:r>
+        <w:t>mục</w:t>
+      </w:r>
+      <w:proofErr w:type="spellEnd"/>
+      <w:r>
+        <w:t xml:space="preserve"> </w:t>
+      </w:r>
+      <w:proofErr w:type="spellStart"/>
+      <w:r>
+        <w:t>chứa</w:t>
+      </w:r>
+      <w:proofErr w:type="spellEnd"/>
+      <w:r>
+        <w:t xml:space="preserve"> </w:t>
+      </w:r>
+      <w:proofErr w:type="gramStart"/>
+      <w:r>
+        <w:t>file .</w:t>
+      </w:r>
+      <w:proofErr w:type="gramEnd"/>
+      <w:r>
+        <w:t xml:space="preserve"> </w:t>
+      </w:r>
+    </w:p>
+    <w:p>
+      <w:proofErr w:type="spellStart"/>
+      <w:r>
+        <w:t>Cấp</w:t>
+      </w:r>
+      <w:proofErr w:type="spellEnd"/>
+      <w:r>
+        <w:t xml:space="preserve"> </w:t>
+      </w:r>
+      <w:proofErr w:type="spellStart"/>
+      <w:r>
+        <w:t>quyền</w:t>
+      </w:r>
+      <w:proofErr w:type="spellEnd"/>
+      <w:r>
+        <w:t xml:space="preserve"> </w:t>
+      </w:r>
+      <w:proofErr w:type="spellStart"/>
+      <w:r>
+        <w:t>thực</w:t>
+      </w:r>
+      <w:proofErr w:type="spellEnd"/>
+      <w:r>
+        <w:t xml:space="preserve"> </w:t>
+      </w:r>
+      <w:proofErr w:type="spellStart"/>
+      <w:r>
+        <w:t>thi</w:t>
+      </w:r>
+      <w:proofErr w:type="spellEnd"/>
+      <w:r>
+        <w:t xml:space="preserve">: </w:t>
+      </w:r>
+      <w:proofErr w:type="spellStart"/>
+      <w:r>
+        <w:t>chmod</w:t>
+      </w:r>
+      <w:proofErr w:type="spellEnd"/>
+      <w:r>
+        <w:t xml:space="preserve"> +x </w:t>
+      </w:r>
+      <w:proofErr w:type="spellStart"/>
+      <w:r>
+        <w:t>tenfile</w:t>
+      </w:r>
+      <w:proofErr w:type="spellEnd"/>
+    </w:p>
+    <w:p>
+      <w:proofErr w:type="spellStart"/>
+      <w:r>
+        <w:t>Chayj</w:t>
+      </w:r>
+      <w:proofErr w:type="spellEnd"/>
+      <w:r>
+        <w:t xml:space="preserve"> </w:t>
+      </w:r>
+      <w:proofErr w:type="gramStart"/>
+      <w:r>
+        <w:t xml:space="preserve">file </w:t>
+      </w:r>
+      <w:r>
+        <w:t xml:space="preserve"> </w:t>
+      </w:r>
+      <w:r>
+        <w:t>.</w:t>
+      </w:r>
+      <w:proofErr w:type="gramEnd"/>
+      <w:r>
+        <w:t>/</w:t>
+      </w:r>
+      <w:proofErr w:type="spellStart"/>
+      <w:r>
+        <w:t>tenfile</w:t>
+      </w:r>
+      <w:proofErr w:type="spellEnd"/>
+    </w:p>
+    <w:p/>
     <w:sectPr>
       <w:pgSz w:w="12240" w:h="15840"/>
       <w:pgMar w:top="1440" w:right="1440" w:bottom="1440" w:left="1440" w:header="720" w:footer="720" w:gutter="0"/>
